--- a/Promt.docx
+++ b/Promt.docx
@@ -305,34 +305,92 @@
       </w:r>
     </w:p>
     <w:p/>
-    <w:p/>
-    <w:p>
-      <w:r>
-        <w:t xml:space="preserve">can u update this as general reco </w:t>
-      </w:r>
-      <w:r>
-        <w:t>instead</w:t>
-      </w:r>
-      <w:r>
-        <w:t xml:space="preserve"> of GST reco. User will upload </w:t>
+    <w:p>
+      <w:r>
+        <w:t>I have updated the code to include one feature that -</w:t>
+      </w:r>
+      <w:r>
+        <w:t xml:space="preserve"> </w:t>
+      </w:r>
+      <w:r>
+        <w:t xml:space="preserve">Total of </w:t>
+      </w:r>
+      <w:r>
+        <w:t>UNRECONCILED</w:t>
+      </w:r>
+      <w:r>
+        <w:t xml:space="preserve"> of GST 3B (Left dataset) is finally multiplied by -1&amp; some minor changes(refer code files). Now, </w:t>
+      </w:r>
+      <w:r>
+        <w:t xml:space="preserve">can u </w:t>
+      </w:r>
+      <w:r>
+        <w:t>upgrade</w:t>
+      </w:r>
+      <w:r>
+        <w:t xml:space="preserve"> this as general </w:t>
+      </w:r>
+      <w:r>
+        <w:t>purpose reconciliation tool for any 2 datasets- my idea is as under-</w:t>
+      </w:r>
+    </w:p>
+    <w:p>
+      <w:r>
+        <w:t xml:space="preserve">User will upload </w:t>
       </w:r>
       <w:r>
         <w:t>2 data</w:t>
       </w:r>
       <w:r>
-        <w:t xml:space="preserve"> files- Left &amp; right( having data in sheet1), User will enter Rounding off </w:t>
+        <w:t xml:space="preserve"> files- Left &amp; right( having data in sheet1)</w:t>
+      </w:r>
+      <w:r>
+        <w:t>.</w:t>
+      </w:r>
+    </w:p>
+    <w:p>
+      <w:r>
+        <w:t xml:space="preserve">User will enter Rounding off </w:t>
       </w:r>
       <w:r>
         <w:t>Tolerance</w:t>
       </w:r>
       <w:r>
-        <w:t xml:space="preserve"> (range 0 to 100),user will </w:t>
+        <w:t xml:space="preserve"> (range 0 to 100)</w:t>
+      </w:r>
+      <w:r>
+        <w:t>.</w:t>
+      </w:r>
+    </w:p>
+    <w:p>
+      <w:r>
+        <w:t xml:space="preserve">user will </w:t>
       </w:r>
       <w:r>
         <w:t>select</w:t>
       </w:r>
       <w:r>
-        <w:t xml:space="preserve"> 1/ more columns for -Mapping columns for reconciliation for both left &amp; right dataset. user will </w:t>
+        <w:t xml:space="preserve"> 1/ more columns for -Mapping columns for reconciliation </w:t>
+      </w:r>
+      <w:r>
+        <w:t>-</w:t>
+      </w:r>
+      <w:r>
+        <w:t>fr</w:t>
+      </w:r>
+      <w:r>
+        <w:t>om</w:t>
+      </w:r>
+      <w:r>
+        <w:t xml:space="preserve"> both left &amp; right dataset</w:t>
+      </w:r>
+      <w:r>
+        <w:t>.</w:t>
+      </w:r>
+    </w:p>
+    <w:p>
+      <w:r>
+        <w:t xml:space="preserve">user will </w:t>
       </w:r>
       <w:r>
         <w:t>select</w:t>
@@ -344,22 +402,16 @@
         <w:t xml:space="preserve"> (must be number Columns)</w:t>
       </w:r>
       <w:r>
-        <w:t xml:space="preserve"> -</w:t>
+        <w:t xml:space="preserve"> </w:t>
+      </w:r>
+      <w:r>
+        <w:t>as-</w:t>
       </w:r>
       <w:r>
         <w:t>Reconciliation</w:t>
       </w:r>
       <w:r>
         <w:t xml:space="preserve"> columns for both left &amp; right dataset(like IGST/CGST/SGST in our example).</w:t>
-      </w:r>
-      <w:r>
-        <w:t xml:space="preserve">user will upload excel file which contains in sheet1 Replace_Values-this is used to replace text in </w:t>
-      </w:r>
-      <w:r>
-        <w:t>Mapping columns</w:t>
-      </w:r>
-      <w:r>
-        <w:t>.</w:t>
       </w:r>
     </w:p>
     <w:p>
@@ -368,7 +420,57 @@
           <w:b/>
           <w:bCs/>
         </w:rPr>
-        <w:t>In process first</w:t>
+        <w:t>Replace_Values</w:t>
+      </w:r>
+      <w:r>
+        <w:t>-</w:t>
+      </w:r>
+      <w:r>
+        <w:t xml:space="preserve">user will upload excel file </w:t>
+      </w:r>
+      <w:r>
+        <w:t>(data in sheet1-refer sample file )</w:t>
+      </w:r>
+      <w:r>
+        <w:t xml:space="preserve">which contains </w:t>
+      </w:r>
+      <w:r>
+        <w:t>text to replace</w:t>
+      </w:r>
+      <w:r>
+        <w:t xml:space="preserve"> text in </w:t>
+      </w:r>
+      <w:r>
+        <w:t>Mapping columns</w:t>
+      </w:r>
+      <w:r>
+        <w:t>.</w:t>
+      </w:r>
+      <w:r>
+        <w:t xml:space="preserve"> Eg- PVT. Is relaced by Private.</w:t>
+      </w:r>
+    </w:p>
+    <w:p>
+      <w:r>
+        <w:rPr>
+          <w:b/>
+          <w:bCs/>
+        </w:rPr>
+        <w:t xml:space="preserve">In process </w:t>
+      </w:r>
+      <w:r>
+        <w:rPr>
+          <w:b/>
+          <w:bCs/>
+        </w:rPr>
+        <w:t>-</w:t>
+      </w:r>
+      <w:r>
+        <w:rPr>
+          <w:b/>
+          <w:bCs/>
+        </w:rPr>
+        <w:t>first</w:t>
       </w:r>
       <w:r>
         <w:t xml:space="preserve">- Replace_Values is used to replace text in </w:t>
@@ -388,6 +490,7 @@
     </w:p>
     <w:p>
       <w:r>
+        <w:lastRenderedPageBreak/>
         <w:t xml:space="preserve">Total of </w:t>
       </w:r>
       <w:r>
@@ -397,20 +500,140 @@
         <w:t xml:space="preserve"> of Left dataset is finally multiplied by -1</w:t>
       </w:r>
     </w:p>
+    <w:p>
+      <w:r>
+        <w:t xml:space="preserve"> Finally user see output &amp; download excel file</w:t>
+      </w:r>
+      <w:r>
+        <w:t xml:space="preserve"> containing results as per existing</w:t>
+      </w:r>
+      <w:r>
+        <w:t>.</w:t>
+      </w:r>
+    </w:p>
+    <w:p>
+      <w:r>
+        <w:t xml:space="preserve">no need for </w:t>
+      </w:r>
+      <w:r>
+        <w:t xml:space="preserve">generating- </w:t>
+      </w:r>
+      <w:r>
+        <w:t>B2B AND B2BA sheet of GST3B file update the column ITC Availability with ACCEPT, as in our example</w:t>
+      </w:r>
+      <w:r>
+        <w:t>.</w:t>
+      </w:r>
+    </w:p>
     <w:p/>
     <w:p>
       <w:r>
-        <w:t xml:space="preserve"> Finally user see output &amp; download all excel files.</w:t>
-      </w:r>
-    </w:p>
-    <w:p>
-      <w:r>
-        <w:t>no need for B2B AND B2BA sheet of GST3B file update the column ITC Availability with ACCEPT, as in our example</w:t>
-      </w:r>
-      <w:r>
-        <w:t>.</w:t>
-      </w:r>
-    </w:p>
+        <w:t xml:space="preserve">for this </w:t>
+      </w:r>
+      <w:r>
+        <w:t>generate</w:t>
+      </w:r>
+      <w:r>
+        <w:t xml:space="preserve"> </w:t>
+      </w:r>
+      <w:proofErr w:type="spellStart"/>
+      <w:r>
+        <w:t>reco</w:t>
+      </w:r>
+      <w:proofErr w:type="spellEnd"/>
+      <w:r>
+        <w:t xml:space="preserve"> application , can we have a reusable not with </w:t>
+      </w:r>
+      <w:proofErr w:type="spellStart"/>
+      <w:r>
+        <w:t>streamlit</w:t>
+      </w:r>
+      <w:proofErr w:type="spellEnd"/>
+      <w:r>
+        <w:t xml:space="preserve"> UI, where we can give inputs like left dataset(</w:t>
+      </w:r>
+      <w:proofErr w:type="spellStart"/>
+      <w:r>
+        <w:t>dataframe</w:t>
+      </w:r>
+      <w:proofErr w:type="spellEnd"/>
+      <w:r>
+        <w:t>), right dataset(</w:t>
+      </w:r>
+      <w:proofErr w:type="spellStart"/>
+      <w:r>
+        <w:t>dataframe</w:t>
+      </w:r>
+      <w:proofErr w:type="spellEnd"/>
+      <w:r>
+        <w:t xml:space="preserve">), </w:t>
+      </w:r>
+      <w:proofErr w:type="spellStart"/>
+      <w:r>
+        <w:t>replacevlues</w:t>
+      </w:r>
+      <w:proofErr w:type="spellEnd"/>
+      <w:r>
+        <w:t xml:space="preserve"> (</w:t>
+      </w:r>
+      <w:proofErr w:type="spellStart"/>
+      <w:r>
+        <w:t>dataframe</w:t>
+      </w:r>
+      <w:proofErr w:type="spellEnd"/>
+      <w:r>
+        <w:t xml:space="preserve">),list of mapping </w:t>
+      </w:r>
+      <w:r>
+        <w:t>columns</w:t>
+      </w:r>
+      <w:r>
+        <w:t xml:space="preserve"> for left &amp; right, list of </w:t>
+      </w:r>
+      <w:r>
+        <w:t>reconciliation</w:t>
+      </w:r>
+      <w:r>
+        <w:t xml:space="preserve"> value </w:t>
+      </w:r>
+      <w:proofErr w:type="spellStart"/>
+      <w:r>
+        <w:t>coumns</w:t>
+      </w:r>
+      <w:proofErr w:type="spellEnd"/>
+      <w:r>
+        <w:t xml:space="preserve"> -left &amp; right, round off </w:t>
+      </w:r>
+      <w:r>
+        <w:t>tolerance</w:t>
+      </w:r>
+      <w:r>
+        <w:t xml:space="preserve"> &amp; method of </w:t>
+      </w:r>
+      <w:proofErr w:type="spellStart"/>
+      <w:r>
+        <w:t>reco</w:t>
+      </w:r>
+      <w:proofErr w:type="spellEnd"/>
+      <w:r>
+        <w:t xml:space="preserve"> either sum/row. and output will be excel sheet &amp; pandas </w:t>
+      </w:r>
+      <w:proofErr w:type="spellStart"/>
+      <w:r>
+        <w:t>dataframes</w:t>
+      </w:r>
+      <w:proofErr w:type="spellEnd"/>
+      <w:r>
+        <w:t xml:space="preserve"> for </w:t>
+      </w:r>
+      <w:r>
+        <w:t>summary</w:t>
+      </w:r>
+      <w:r>
+        <w:t xml:space="preserve"> &amp; details calculation</w:t>
+      </w:r>
+    </w:p>
+    <w:p/>
     <w:p/>
     <w:sectPr>
       <w:pgSz w:w="11906" w:h="16838"/>
